--- a/project/database.docx
+++ b/project/database.docx
@@ -541,25 +541,6 @@
           <w:sz w:val="24"/>
           <w:szCs w:val="24"/>
         </w:rPr>
-        <w:t>Team member</w:t>
-      </w:r>
-    </w:p>
-    <w:p>
-      <w:pPr>
-        <w:spacing w:after="0" w:line="240" w:lineRule="auto"/>
-        <w:ind w:left="720" w:firstLine="720"/>
-        <w:rPr>
-          <w:rFonts w:ascii="Times New Roman" w:eastAsia="Times New Roman" w:hAnsi="Times New Roman" w:cs="Times New Roman"/>
-          <w:sz w:val="24"/>
-          <w:szCs w:val="24"/>
-        </w:rPr>
-      </w:pPr>
-      <w:r>
-        <w:rPr>
-          <w:rFonts w:ascii="Times New Roman" w:eastAsia="Times New Roman" w:hAnsi="Times New Roman" w:cs="Times New Roman"/>
-          <w:sz w:val="24"/>
-          <w:szCs w:val="24"/>
-        </w:rPr>
         <w:t>service</w:t>
       </w:r>
     </w:p>
@@ -567,24 +548,6 @@
       <w:pPr>
         <w:spacing w:after="0" w:line="240" w:lineRule="auto"/>
         <w:ind w:left="720" w:firstLine="720"/>
-        <w:rPr>
-          <w:rFonts w:ascii="Times New Roman" w:eastAsia="Times New Roman" w:hAnsi="Times New Roman" w:cs="Times New Roman"/>
-          <w:sz w:val="24"/>
-          <w:szCs w:val="24"/>
-        </w:rPr>
-      </w:pPr>
-      <w:r>
-        <w:rPr>
-          <w:rFonts w:ascii="Arial" w:eastAsia="Times New Roman" w:hAnsi="Arial" w:cs="Arial"/>
-          <w:color w:val="000000"/>
-        </w:rPr>
-        <w:t>Feedback</w:t>
-      </w:r>
-    </w:p>
-    <w:p>
-      <w:pPr>
-        <w:spacing w:after="0" w:line="240" w:lineRule="auto"/>
-        <w:ind w:left="720" w:firstLine="720"/>
         <w:textAlignment w:val="baseline"/>
         <w:rPr>
           <w:rFonts w:ascii="Arial" w:eastAsia="Times New Roman" w:hAnsi="Arial" w:cs="Arial"/>
@@ -781,15 +744,7 @@
           <w:sz w:val="24"/>
           <w:szCs w:val="24"/>
         </w:rPr>
-        <w:t xml:space="preserve"> us</w:t>
-      </w:r>
-      <w:r>
-        <w:rPr>
-          <w:rFonts w:ascii="Times New Roman" w:eastAsia="Times New Roman" w:hAnsi="Times New Roman" w:cs="Times New Roman"/>
-          <w:sz w:val="24"/>
-          <w:szCs w:val="24"/>
-        </w:rPr>
-        <w:t xml:space="preserve">             F/T</w:t>
+        <w:t xml:space="preserve"> us             F/T</w:t>
       </w:r>
     </w:p>
     <w:p>
@@ -1166,8 +1121,110 @@
           <w:rFonts w:ascii="Arial" w:eastAsia="Times New Roman" w:hAnsi="Arial" w:cs="Arial"/>
           <w:color w:val="000000"/>
         </w:rPr>
+        <w:t>View Product</w:t>
+      </w:r>
+      <w:r>
+        <w:rPr>
+          <w:rFonts w:ascii="Arial" w:eastAsia="Times New Roman" w:hAnsi="Arial" w:cs="Arial"/>
+          <w:color w:val="000000"/>
+        </w:rPr>
+        <w:tab/>
+      </w:r>
+      <w:r>
+        <w:rPr>
+          <w:rFonts w:ascii="Arial" w:eastAsia="Times New Roman" w:hAnsi="Arial" w:cs="Arial"/>
+          <w:color w:val="000000"/>
+        </w:rPr>
+        <w:tab/>
+      </w:r>
+      <w:r>
+        <w:rPr>
+          <w:rFonts w:ascii="Arial" w:eastAsia="Times New Roman" w:hAnsi="Arial" w:cs="Arial"/>
+          <w:color w:val="000000"/>
+        </w:rPr>
+        <w:tab/>
+      </w:r>
+      <w:proofErr w:type="spellStart"/>
+      <w:r>
+        <w:rPr>
+          <w:rFonts w:ascii="Arial" w:eastAsia="Times New Roman" w:hAnsi="Arial" w:cs="Arial"/>
+          <w:color w:val="000000"/>
+        </w:rPr>
+        <w:t>product.tbl</w:t>
+      </w:r>
+      <w:proofErr w:type="spellEnd"/>
+    </w:p>
+    <w:p>
+      <w:pPr>
+        <w:spacing w:after="0" w:line="240" w:lineRule="auto"/>
+        <w:ind w:left="2880" w:firstLine="720"/>
+        <w:rPr>
+          <w:rFonts w:ascii="Times New Roman" w:eastAsia="Times New Roman" w:hAnsi="Times New Roman" w:cs="Times New Roman"/>
+          <w:sz w:val="24"/>
+          <w:szCs w:val="24"/>
+        </w:rPr>
+      </w:pPr>
+      <w:r>
+        <w:rPr>
+          <w:rFonts w:ascii="Arial" w:eastAsia="Times New Roman" w:hAnsi="Arial" w:cs="Arial"/>
+          <w:color w:val="000000"/>
+        </w:rPr>
+        <w:t>Contact us</w:t>
+      </w:r>
+      <w:r>
+        <w:rPr>
+          <w:rFonts w:ascii="Arial" w:eastAsia="Times New Roman" w:hAnsi="Arial" w:cs="Arial"/>
+          <w:color w:val="000000"/>
+        </w:rPr>
+        <w:tab/>
+      </w:r>
+      <w:r>
+        <w:rPr>
+          <w:rFonts w:ascii="Arial" w:eastAsia="Times New Roman" w:hAnsi="Arial" w:cs="Arial"/>
+          <w:color w:val="000000"/>
+        </w:rPr>
+        <w:tab/>
+      </w:r>
+      <w:r>
+        <w:rPr>
+          <w:rFonts w:ascii="Arial" w:eastAsia="Times New Roman" w:hAnsi="Arial" w:cs="Arial"/>
+          <w:color w:val="000000"/>
+        </w:rPr>
+        <w:tab/>
+      </w:r>
+      <w:proofErr w:type="spellStart"/>
+      <w:r>
+        <w:rPr>
+          <w:rFonts w:ascii="Arial" w:eastAsia="Times New Roman" w:hAnsi="Arial" w:cs="Arial"/>
+          <w:color w:val="000000"/>
+        </w:rPr>
+        <w:t>inquiry.tbl</w:t>
+      </w:r>
+      <w:proofErr w:type="spellEnd"/>
+    </w:p>
+    <w:p>
+      <w:pPr>
+        <w:spacing w:after="0" w:line="240" w:lineRule="auto"/>
+        <w:ind w:left="2880" w:firstLine="720"/>
+        <w:rPr>
+          <w:rFonts w:ascii="Arial" w:eastAsia="Times New Roman" w:hAnsi="Arial" w:cs="Arial"/>
+          <w:color w:val="000000"/>
+        </w:rPr>
+      </w:pPr>
+      <w:r>
+        <w:rPr>
+          <w:rFonts w:ascii="Arial" w:eastAsia="Times New Roman" w:hAnsi="Arial" w:cs="Arial"/>
+          <w:color w:val="000000"/>
+        </w:rPr>
         <w:lastRenderedPageBreak/>
-        <w:t>View Product</w:t>
+        <w:t>Inquiry</w:t>
+      </w:r>
+      <w:r>
+        <w:rPr>
+          <w:rFonts w:ascii="Arial" w:eastAsia="Times New Roman" w:hAnsi="Arial" w:cs="Arial"/>
+          <w:color w:val="000000"/>
+        </w:rPr>
+        <w:t xml:space="preserve"> us</w:t>
       </w:r>
       <w:r>
         <w:rPr>
@@ -1196,6 +1253,285 @@
           <w:rFonts w:ascii="Arial" w:eastAsia="Times New Roman" w:hAnsi="Arial" w:cs="Arial"/>
           <w:color w:val="000000"/>
         </w:rPr>
+        <w:t>customer.tbl</w:t>
+      </w:r>
+      <w:proofErr w:type="spellEnd"/>
+    </w:p>
+    <w:p>
+      <w:pPr>
+        <w:spacing w:after="0" w:line="240" w:lineRule="auto"/>
+        <w:ind w:left="2880" w:firstLine="720"/>
+        <w:rPr>
+          <w:rFonts w:ascii="Arial" w:eastAsia="Times New Roman" w:hAnsi="Arial" w:cs="Arial"/>
+          <w:color w:val="000000"/>
+        </w:rPr>
+      </w:pPr>
+      <w:r>
+        <w:rPr>
+          <w:rFonts w:ascii="Arial" w:eastAsia="Times New Roman" w:hAnsi="Arial" w:cs="Arial"/>
+          <w:color w:val="000000"/>
+        </w:rPr>
+        <w:t xml:space="preserve">Service                                   </w:t>
+      </w:r>
+      <w:proofErr w:type="spellStart"/>
+      <w:r>
+        <w:rPr>
+          <w:rFonts w:ascii="Arial" w:eastAsia="Times New Roman" w:hAnsi="Arial" w:cs="Arial"/>
+          <w:color w:val="000000"/>
+        </w:rPr>
+        <w:t>service.tbl</w:t>
+      </w:r>
+      <w:proofErr w:type="spellEnd"/>
+    </w:p>
+    <w:p>
+      <w:pPr>
+        <w:spacing w:after="0" w:line="240" w:lineRule="auto"/>
+        <w:rPr>
+          <w:rFonts w:ascii="Arial" w:eastAsia="Times New Roman" w:hAnsi="Arial" w:cs="Arial"/>
+          <w:color w:val="000000"/>
+        </w:rPr>
+      </w:pPr>
+      <w:r>
+        <w:rPr>
+          <w:rFonts w:ascii="Arial" w:eastAsia="Times New Roman" w:hAnsi="Arial" w:cs="Arial"/>
+          <w:color w:val="000000"/>
+        </w:rPr>
+        <w:t xml:space="preserve">                       </w:t>
+      </w:r>
+      <w:r>
+        <w:rPr>
+          <w:rFonts w:ascii="Arial" w:eastAsia="Times New Roman" w:hAnsi="Arial" w:cs="Arial"/>
+          <w:color w:val="000000"/>
+        </w:rPr>
+        <w:t>Custome</w:t>
+      </w:r>
+      <w:r>
+        <w:rPr>
+          <w:rFonts w:ascii="Arial" w:eastAsia="Times New Roman" w:hAnsi="Arial" w:cs="Arial"/>
+          <w:color w:val="000000"/>
+        </w:rPr>
+        <w:t>r</w:t>
+      </w:r>
+      <w:r>
+        <w:rPr>
+          <w:rFonts w:ascii="Arial" w:eastAsia="Times New Roman" w:hAnsi="Arial" w:cs="Arial"/>
+          <w:color w:val="000000"/>
+        </w:rPr>
+        <w:t xml:space="preserve"> </w:t>
+      </w:r>
+      <w:r>
+        <w:rPr>
+          <w:rFonts w:ascii="Arial" w:eastAsia="Times New Roman" w:hAnsi="Arial" w:cs="Arial"/>
+          <w:color w:val="000000"/>
+        </w:rPr>
+        <w:tab/>
+      </w:r>
+      <w:r>
+        <w:rPr>
+          <w:rFonts w:ascii="Arial" w:eastAsia="Times New Roman" w:hAnsi="Arial" w:cs="Arial"/>
+          <w:color w:val="000000"/>
+        </w:rPr>
+        <w:tab/>
+      </w:r>
+    </w:p>
+    <w:p>
+      <w:pPr>
+        <w:spacing w:after="0" w:line="240" w:lineRule="auto"/>
+        <w:ind w:left="2880" w:firstLine="720"/>
+        <w:rPr>
+          <w:rFonts w:ascii="Arial" w:eastAsia="Times New Roman" w:hAnsi="Arial" w:cs="Arial"/>
+          <w:color w:val="000000"/>
+        </w:rPr>
+      </w:pPr>
+      <w:r>
+        <w:rPr>
+          <w:rFonts w:ascii="Arial" w:eastAsia="Times New Roman" w:hAnsi="Arial" w:cs="Arial"/>
+          <w:color w:val="000000"/>
+        </w:rPr>
+        <w:t>Feedback</w:t>
+      </w:r>
+      <w:r>
+        <w:rPr>
+          <w:rFonts w:ascii="Arial" w:eastAsia="Times New Roman" w:hAnsi="Arial" w:cs="Arial"/>
+          <w:color w:val="000000"/>
+        </w:rPr>
+        <w:tab/>
+      </w:r>
+      <w:r>
+        <w:rPr>
+          <w:rFonts w:ascii="Arial" w:eastAsia="Times New Roman" w:hAnsi="Arial" w:cs="Arial"/>
+          <w:color w:val="000000"/>
+        </w:rPr>
+        <w:tab/>
+      </w:r>
+      <w:r>
+        <w:rPr>
+          <w:rFonts w:ascii="Arial" w:eastAsia="Times New Roman" w:hAnsi="Arial" w:cs="Arial"/>
+          <w:color w:val="000000"/>
+        </w:rPr>
+        <w:tab/>
+      </w:r>
+      <w:proofErr w:type="spellStart"/>
+      <w:r>
+        <w:rPr>
+          <w:rFonts w:ascii="Arial" w:eastAsia="Times New Roman" w:hAnsi="Arial" w:cs="Arial"/>
+          <w:color w:val="000000"/>
+        </w:rPr>
+        <w:t>feedback.tbl</w:t>
+      </w:r>
+      <w:proofErr w:type="spellEnd"/>
+    </w:p>
+    <w:p>
+      <w:pPr>
+        <w:spacing w:after="0" w:line="240" w:lineRule="auto"/>
+        <w:ind w:left="2880" w:firstLine="720"/>
+        <w:rPr>
+          <w:rFonts w:ascii="Arial" w:eastAsia="Times New Roman" w:hAnsi="Arial" w:cs="Arial"/>
+          <w:color w:val="000000"/>
+        </w:rPr>
+      </w:pPr>
+    </w:p>
+    <w:p>
+      <w:pPr>
+        <w:spacing w:after="0" w:line="240" w:lineRule="auto"/>
+        <w:ind w:left="2880" w:firstLine="720"/>
+        <w:rPr>
+          <w:rFonts w:ascii="Times New Roman" w:eastAsia="Times New Roman" w:hAnsi="Times New Roman" w:cs="Times New Roman"/>
+          <w:sz w:val="24"/>
+          <w:szCs w:val="24"/>
+        </w:rPr>
+      </w:pPr>
+    </w:p>
+    <w:p>
+      <w:pPr>
+        <w:spacing w:after="0" w:line="240" w:lineRule="auto"/>
+        <w:ind w:left="720" w:firstLine="720"/>
+        <w:rPr>
+          <w:rFonts w:ascii="Times New Roman" w:eastAsia="Times New Roman" w:hAnsi="Times New Roman" w:cs="Times New Roman"/>
+          <w:sz w:val="24"/>
+          <w:szCs w:val="24"/>
+        </w:rPr>
+      </w:pPr>
+      <w:r>
+        <w:rPr>
+          <w:rFonts w:ascii="Arial" w:eastAsia="Times New Roman" w:hAnsi="Arial" w:cs="Arial"/>
+          <w:color w:val="000000"/>
+        </w:rPr>
+        <w:t>Admin</w:t>
+      </w:r>
+    </w:p>
+    <w:p>
+      <w:pPr>
+        <w:spacing w:after="0" w:line="240" w:lineRule="auto"/>
+        <w:ind w:left="720" w:firstLine="720"/>
+        <w:rPr>
+          <w:rFonts w:ascii="Times New Roman" w:eastAsia="Times New Roman" w:hAnsi="Times New Roman" w:cs="Times New Roman"/>
+          <w:sz w:val="24"/>
+          <w:szCs w:val="24"/>
+        </w:rPr>
+      </w:pPr>
+      <w:r>
+        <w:rPr>
+          <w:rFonts w:ascii="Arial" w:eastAsia="Times New Roman" w:hAnsi="Arial" w:cs="Arial"/>
+          <w:color w:val="000000"/>
+        </w:rPr>
+        <w:tab/>
+      </w:r>
+    </w:p>
+    <w:p>
+      <w:pPr>
+        <w:spacing w:after="0" w:line="240" w:lineRule="auto"/>
+        <w:ind w:left="2880" w:firstLine="720"/>
+        <w:rPr>
+          <w:rFonts w:ascii="Times New Roman" w:eastAsia="Times New Roman" w:hAnsi="Times New Roman" w:cs="Times New Roman"/>
+          <w:sz w:val="24"/>
+          <w:szCs w:val="24"/>
+        </w:rPr>
+      </w:pPr>
+      <w:r>
+        <w:rPr>
+          <w:rFonts w:ascii="Arial" w:eastAsia="Times New Roman" w:hAnsi="Arial" w:cs="Arial"/>
+          <w:color w:val="000000"/>
+        </w:rPr>
+        <w:t>Manage categories    add/</w:t>
+      </w:r>
+      <w:proofErr w:type="spellStart"/>
+      <w:r>
+        <w:rPr>
+          <w:rFonts w:ascii="Arial" w:eastAsia="Times New Roman" w:hAnsi="Arial" w:cs="Arial"/>
+          <w:color w:val="000000"/>
+        </w:rPr>
+        <w:t>upd</w:t>
+      </w:r>
+      <w:proofErr w:type="spellEnd"/>
+      <w:r>
+        <w:rPr>
+          <w:rFonts w:ascii="Arial" w:eastAsia="Times New Roman" w:hAnsi="Arial" w:cs="Arial"/>
+          <w:color w:val="000000"/>
+        </w:rPr>
+        <w:t>/del</w:t>
+      </w:r>
+      <w:r>
+        <w:rPr>
+          <w:rFonts w:ascii="Arial" w:eastAsia="Times New Roman" w:hAnsi="Arial" w:cs="Arial"/>
+          <w:color w:val="000000"/>
+        </w:rPr>
+        <w:tab/>
+      </w:r>
+      <w:proofErr w:type="spellStart"/>
+      <w:r>
+        <w:rPr>
+          <w:rFonts w:ascii="Arial" w:eastAsia="Times New Roman" w:hAnsi="Arial" w:cs="Arial"/>
+          <w:color w:val="000000"/>
+        </w:rPr>
+        <w:t>categories.tbl</w:t>
+      </w:r>
+      <w:proofErr w:type="spellEnd"/>
+    </w:p>
+    <w:p>
+      <w:pPr>
+        <w:spacing w:after="0" w:line="240" w:lineRule="auto"/>
+        <w:ind w:left="2880" w:firstLine="720"/>
+        <w:rPr>
+          <w:rFonts w:ascii="Times New Roman" w:eastAsia="Times New Roman" w:hAnsi="Times New Roman" w:cs="Times New Roman"/>
+          <w:sz w:val="24"/>
+          <w:szCs w:val="24"/>
+        </w:rPr>
+      </w:pPr>
+      <w:r>
+        <w:rPr>
+          <w:rFonts w:ascii="Arial" w:eastAsia="Times New Roman" w:hAnsi="Arial" w:cs="Arial"/>
+          <w:color w:val="000000"/>
+        </w:rPr>
+        <w:t>Manage Product</w:t>
+      </w:r>
+      <w:r>
+        <w:rPr>
+          <w:rFonts w:ascii="Arial" w:eastAsia="Times New Roman" w:hAnsi="Arial" w:cs="Arial"/>
+          <w:color w:val="000000"/>
+        </w:rPr>
+        <w:tab/>
+      </w:r>
+      <w:r>
+        <w:rPr>
+          <w:rFonts w:ascii="Arial" w:eastAsia="Times New Roman" w:hAnsi="Arial" w:cs="Arial"/>
+          <w:color w:val="000000"/>
+        </w:rPr>
+        <w:tab/>
+      </w:r>
+      <w:r>
+        <w:rPr>
+          <w:rFonts w:ascii="Arial" w:eastAsia="Times New Roman" w:hAnsi="Arial" w:cs="Arial"/>
+          <w:color w:val="000000"/>
+        </w:rPr>
+        <w:tab/>
+      </w:r>
+      <w:proofErr w:type="spellStart"/>
+      <w:r>
+        <w:rPr>
+          <w:rFonts w:ascii="Arial" w:eastAsia="Times New Roman" w:hAnsi="Arial" w:cs="Arial"/>
+          <w:color w:val="000000"/>
+        </w:rPr>
         <w:t>product.tbl</w:t>
       </w:r>
       <w:proofErr w:type="spellEnd"/>
@@ -1215,7 +1551,7 @@
           <w:rFonts w:ascii="Arial" w:eastAsia="Times New Roman" w:hAnsi="Arial" w:cs="Arial"/>
           <w:color w:val="000000"/>
         </w:rPr>
-        <w:t>Contact us</w:t>
+        <w:t>Manage Contact us</w:t>
       </w:r>
       <w:r>
         <w:rPr>
@@ -1253,16 +1589,17 @@
         <w:spacing w:after="0" w:line="240" w:lineRule="auto"/>
         <w:ind w:left="2880" w:firstLine="720"/>
         <w:rPr>
-          <w:rFonts w:ascii="Arial" w:eastAsia="Times New Roman" w:hAnsi="Arial" w:cs="Arial"/>
-          <w:color w:val="000000"/>
-        </w:rPr>
-      </w:pPr>
-      <w:r>
-        <w:rPr>
-          <w:rFonts w:ascii="Arial" w:eastAsia="Times New Roman" w:hAnsi="Arial" w:cs="Arial"/>
-          <w:color w:val="000000"/>
-        </w:rPr>
-        <w:t>Inquiry</w:t>
+          <w:rFonts w:ascii="Times New Roman" w:eastAsia="Times New Roman" w:hAnsi="Times New Roman" w:cs="Times New Roman"/>
+          <w:sz w:val="24"/>
+          <w:szCs w:val="24"/>
+        </w:rPr>
+      </w:pPr>
+      <w:r>
+        <w:rPr>
+          <w:rFonts w:ascii="Arial" w:eastAsia="Times New Roman" w:hAnsi="Arial" w:cs="Arial"/>
+          <w:color w:val="000000"/>
+        </w:rPr>
+        <w:t>Manage inquiry</w:t>
       </w:r>
       <w:r>
         <w:rPr>
@@ -1305,515 +1642,80 @@
     <w:p>
       <w:pPr>
         <w:spacing w:after="0" w:line="240" w:lineRule="auto"/>
+        <w:ind w:left="720" w:firstLine="720"/>
+        <w:rPr>
+          <w:rFonts w:ascii="Arial" w:eastAsia="Times New Roman" w:hAnsi="Arial" w:cs="Arial"/>
+          <w:color w:val="000000"/>
+        </w:rPr>
+      </w:pPr>
+      <w:r>
+        <w:rPr>
+          <w:rFonts w:ascii="Arial" w:eastAsia="Times New Roman" w:hAnsi="Arial" w:cs="Arial"/>
+          <w:color w:val="000000"/>
+        </w:rPr>
+        <w:t>Admin</w:t>
+      </w:r>
+      <w:r>
+        <w:rPr>
+          <w:rFonts w:ascii="Arial" w:eastAsia="Times New Roman" w:hAnsi="Arial" w:cs="Arial"/>
+          <w:color w:val="000000"/>
+        </w:rPr>
+        <w:t xml:space="preserve">                                                           </w:t>
+      </w:r>
+    </w:p>
+    <w:p>
+      <w:pPr>
+        <w:spacing w:after="0" w:line="240" w:lineRule="auto"/>
+        <w:ind w:left="720" w:firstLine="720"/>
+        <w:rPr>
+          <w:rFonts w:ascii="Times New Roman" w:eastAsia="Times New Roman" w:hAnsi="Times New Roman" w:cs="Times New Roman"/>
+          <w:sz w:val="24"/>
+          <w:szCs w:val="24"/>
+        </w:rPr>
+      </w:pPr>
+      <w:r>
+        <w:rPr>
+          <w:rFonts w:ascii="Times New Roman" w:eastAsia="Times New Roman" w:hAnsi="Times New Roman" w:cs="Times New Roman"/>
+          <w:sz w:val="24"/>
+          <w:szCs w:val="24"/>
+        </w:rPr>
+        <w:t xml:space="preserve">                                    Manage service                                   </w:t>
+      </w:r>
+      <w:proofErr w:type="spellStart"/>
+      <w:r>
+        <w:rPr>
+          <w:rFonts w:ascii="Times New Roman" w:eastAsia="Times New Roman" w:hAnsi="Times New Roman" w:cs="Times New Roman"/>
+          <w:sz w:val="24"/>
+          <w:szCs w:val="24"/>
+        </w:rPr>
+        <w:t>Service.tbl</w:t>
+      </w:r>
+      <w:proofErr w:type="spellEnd"/>
+    </w:p>
+    <w:p>
+      <w:pPr>
+        <w:spacing w:after="0" w:line="240" w:lineRule="auto"/>
         <w:ind w:left="2880" w:firstLine="720"/>
         <w:rPr>
-          <w:rFonts w:ascii="Arial" w:eastAsia="Times New Roman" w:hAnsi="Arial" w:cs="Arial"/>
-          <w:color w:val="000000"/>
-        </w:rPr>
-      </w:pPr>
-      <w:r>
-        <w:rPr>
-          <w:rFonts w:ascii="Arial" w:eastAsia="Times New Roman" w:hAnsi="Arial" w:cs="Arial"/>
-          <w:color w:val="000000"/>
-        </w:rPr>
-        <w:t xml:space="preserve">Service                                   </w:t>
-      </w:r>
-      <w:proofErr w:type="spellStart"/>
-      <w:r>
-        <w:rPr>
-          <w:rFonts w:ascii="Arial" w:eastAsia="Times New Roman" w:hAnsi="Arial" w:cs="Arial"/>
-          <w:color w:val="000000"/>
-        </w:rPr>
-        <w:t>service.tbl</w:t>
-      </w:r>
-      <w:proofErr w:type="spellEnd"/>
-    </w:p>
-    <w:p>
-      <w:pPr>
-        <w:spacing w:after="0" w:line="240" w:lineRule="auto"/>
-        <w:rPr>
-          <w:rFonts w:ascii="Arial" w:eastAsia="Times New Roman" w:hAnsi="Arial" w:cs="Arial"/>
-          <w:color w:val="000000"/>
-        </w:rPr>
-      </w:pPr>
-      <w:r>
-        <w:rPr>
-          <w:rFonts w:ascii="Arial" w:eastAsia="Times New Roman" w:hAnsi="Arial" w:cs="Arial"/>
-          <w:color w:val="000000"/>
-        </w:rPr>
-        <w:t xml:space="preserve">                       </w:t>
-      </w:r>
-      <w:r>
-        <w:rPr>
-          <w:rFonts w:ascii="Arial" w:eastAsia="Times New Roman" w:hAnsi="Arial" w:cs="Arial"/>
-          <w:color w:val="000000"/>
-        </w:rPr>
-        <w:t>Custome</w:t>
-      </w:r>
-      <w:r>
-        <w:rPr>
-          <w:rFonts w:ascii="Arial" w:eastAsia="Times New Roman" w:hAnsi="Arial" w:cs="Arial"/>
-          <w:color w:val="000000"/>
-        </w:rPr>
-        <w:t>r</w:t>
-      </w:r>
-      <w:r>
-        <w:rPr>
-          <w:rFonts w:ascii="Arial" w:eastAsia="Times New Roman" w:hAnsi="Arial" w:cs="Arial"/>
-          <w:color w:val="000000"/>
-        </w:rPr>
-        <w:t xml:space="preserve"> </w:t>
-      </w:r>
-      <w:r>
-        <w:rPr>
-          <w:rFonts w:ascii="Arial" w:eastAsia="Times New Roman" w:hAnsi="Arial" w:cs="Arial"/>
-          <w:color w:val="000000"/>
-        </w:rPr>
-        <w:tab/>
-      </w:r>
-      <w:r>
-        <w:rPr>
-          <w:rFonts w:ascii="Arial" w:eastAsia="Times New Roman" w:hAnsi="Arial" w:cs="Arial"/>
-          <w:color w:val="000000"/>
-        </w:rPr>
-        <w:tab/>
-      </w:r>
-    </w:p>
-    <w:p>
-      <w:pPr>
-        <w:spacing w:after="0" w:line="240" w:lineRule="auto"/>
-        <w:ind w:left="2880" w:firstLine="720"/>
-        <w:rPr>
-          <w:rFonts w:ascii="Arial" w:eastAsia="Times New Roman" w:hAnsi="Arial" w:cs="Arial"/>
-          <w:color w:val="000000"/>
-        </w:rPr>
-      </w:pPr>
-      <w:r>
-        <w:rPr>
-          <w:rFonts w:ascii="Arial" w:eastAsia="Times New Roman" w:hAnsi="Arial" w:cs="Arial"/>
-          <w:color w:val="000000"/>
-        </w:rPr>
-        <w:t>Feedback</w:t>
-      </w:r>
-      <w:r>
-        <w:rPr>
-          <w:rFonts w:ascii="Arial" w:eastAsia="Times New Roman" w:hAnsi="Arial" w:cs="Arial"/>
-          <w:color w:val="000000"/>
-        </w:rPr>
-        <w:tab/>
-      </w:r>
-      <w:r>
-        <w:rPr>
-          <w:rFonts w:ascii="Arial" w:eastAsia="Times New Roman" w:hAnsi="Arial" w:cs="Arial"/>
-          <w:color w:val="000000"/>
-        </w:rPr>
-        <w:tab/>
-      </w:r>
-      <w:r>
-        <w:rPr>
-          <w:rFonts w:ascii="Arial" w:eastAsia="Times New Roman" w:hAnsi="Arial" w:cs="Arial"/>
-          <w:color w:val="000000"/>
-        </w:rPr>
-        <w:tab/>
-      </w:r>
-      <w:proofErr w:type="spellStart"/>
-      <w:r>
-        <w:rPr>
-          <w:rFonts w:ascii="Arial" w:eastAsia="Times New Roman" w:hAnsi="Arial" w:cs="Arial"/>
-          <w:color w:val="000000"/>
-        </w:rPr>
-        <w:t>feedback.tbl</w:t>
-      </w:r>
-      <w:proofErr w:type="spellEnd"/>
-    </w:p>
-    <w:p>
-      <w:pPr>
-        <w:spacing w:after="0" w:line="240" w:lineRule="auto"/>
-        <w:ind w:left="2880" w:firstLine="720"/>
-        <w:rPr>
-          <w:rFonts w:ascii="Arial" w:eastAsia="Times New Roman" w:hAnsi="Arial" w:cs="Arial"/>
-          <w:color w:val="000000"/>
-        </w:rPr>
-      </w:pPr>
-    </w:p>
-    <w:p>
-      <w:pPr>
-        <w:spacing w:after="0" w:line="240" w:lineRule="auto"/>
-        <w:ind w:left="2880" w:firstLine="720"/>
-        <w:rPr>
-          <w:rFonts w:ascii="Times New Roman" w:eastAsia="Times New Roman" w:hAnsi="Times New Roman" w:cs="Times New Roman"/>
-          <w:sz w:val="24"/>
-          <w:szCs w:val="24"/>
-        </w:rPr>
-      </w:pPr>
-    </w:p>
-    <w:p>
-      <w:pPr>
-        <w:spacing w:after="0" w:line="240" w:lineRule="auto"/>
-        <w:ind w:left="720" w:firstLine="720"/>
-        <w:rPr>
-          <w:rFonts w:ascii="Times New Roman" w:eastAsia="Times New Roman" w:hAnsi="Times New Roman" w:cs="Times New Roman"/>
-          <w:sz w:val="24"/>
-          <w:szCs w:val="24"/>
-        </w:rPr>
-      </w:pPr>
-      <w:r>
-        <w:rPr>
-          <w:rFonts w:ascii="Arial" w:eastAsia="Times New Roman" w:hAnsi="Arial" w:cs="Arial"/>
-          <w:color w:val="000000"/>
-        </w:rPr>
-        <w:t>Admin</w:t>
-      </w:r>
-    </w:p>
-    <w:p>
-      <w:pPr>
-        <w:spacing w:after="0" w:line="240" w:lineRule="auto"/>
-        <w:ind w:left="720" w:firstLine="720"/>
-        <w:rPr>
-          <w:rFonts w:ascii="Times New Roman" w:eastAsia="Times New Roman" w:hAnsi="Times New Roman" w:cs="Times New Roman"/>
-          <w:sz w:val="24"/>
-          <w:szCs w:val="24"/>
-        </w:rPr>
-      </w:pPr>
-      <w:r>
-        <w:rPr>
-          <w:rFonts w:ascii="Arial" w:eastAsia="Times New Roman" w:hAnsi="Arial" w:cs="Arial"/>
-          <w:color w:val="000000"/>
-        </w:rPr>
-        <w:tab/>
-      </w:r>
-    </w:p>
-    <w:p>
-      <w:pPr>
-        <w:spacing w:after="0" w:line="240" w:lineRule="auto"/>
-        <w:ind w:left="2880" w:firstLine="720"/>
-        <w:rPr>
-          <w:rFonts w:ascii="Times New Roman" w:eastAsia="Times New Roman" w:hAnsi="Times New Roman" w:cs="Times New Roman"/>
-          <w:sz w:val="24"/>
-          <w:szCs w:val="24"/>
-        </w:rPr>
-      </w:pPr>
-      <w:r>
-        <w:rPr>
-          <w:rFonts w:ascii="Arial" w:eastAsia="Times New Roman" w:hAnsi="Arial" w:cs="Arial"/>
-          <w:color w:val="000000"/>
-        </w:rPr>
-        <w:t>Manage categories    add/</w:t>
-      </w:r>
-      <w:proofErr w:type="spellStart"/>
-      <w:r>
-        <w:rPr>
-          <w:rFonts w:ascii="Arial" w:eastAsia="Times New Roman" w:hAnsi="Arial" w:cs="Arial"/>
-          <w:color w:val="000000"/>
-        </w:rPr>
-        <w:t>upd</w:t>
-      </w:r>
-      <w:proofErr w:type="spellEnd"/>
-      <w:r>
-        <w:rPr>
-          <w:rFonts w:ascii="Arial" w:eastAsia="Times New Roman" w:hAnsi="Arial" w:cs="Arial"/>
-          <w:color w:val="000000"/>
-        </w:rPr>
-        <w:t>/del</w:t>
-      </w:r>
-      <w:r>
-        <w:rPr>
-          <w:rFonts w:ascii="Arial" w:eastAsia="Times New Roman" w:hAnsi="Arial" w:cs="Arial"/>
-          <w:color w:val="000000"/>
-        </w:rPr>
-        <w:tab/>
-      </w:r>
-      <w:proofErr w:type="spellStart"/>
-      <w:r>
-        <w:rPr>
-          <w:rFonts w:ascii="Arial" w:eastAsia="Times New Roman" w:hAnsi="Arial" w:cs="Arial"/>
-          <w:color w:val="000000"/>
-        </w:rPr>
-        <w:t>categories.tbl</w:t>
-      </w:r>
-      <w:proofErr w:type="spellEnd"/>
-    </w:p>
-    <w:p>
-      <w:pPr>
-        <w:spacing w:after="0" w:line="240" w:lineRule="auto"/>
-        <w:ind w:left="2880" w:firstLine="720"/>
-        <w:rPr>
-          <w:rFonts w:ascii="Times New Roman" w:eastAsia="Times New Roman" w:hAnsi="Times New Roman" w:cs="Times New Roman"/>
-          <w:sz w:val="24"/>
-          <w:szCs w:val="24"/>
-        </w:rPr>
-      </w:pPr>
-      <w:r>
-        <w:rPr>
-          <w:rFonts w:ascii="Arial" w:eastAsia="Times New Roman" w:hAnsi="Arial" w:cs="Arial"/>
-          <w:color w:val="000000"/>
-        </w:rPr>
-        <w:t>Manage Product</w:t>
-      </w:r>
-      <w:r>
-        <w:rPr>
-          <w:rFonts w:ascii="Arial" w:eastAsia="Times New Roman" w:hAnsi="Arial" w:cs="Arial"/>
-          <w:color w:val="000000"/>
-        </w:rPr>
-        <w:tab/>
-      </w:r>
-      <w:r>
-        <w:rPr>
-          <w:rFonts w:ascii="Arial" w:eastAsia="Times New Roman" w:hAnsi="Arial" w:cs="Arial"/>
-          <w:color w:val="000000"/>
-        </w:rPr>
-        <w:tab/>
-      </w:r>
-      <w:r>
-        <w:rPr>
-          <w:rFonts w:ascii="Arial" w:eastAsia="Times New Roman" w:hAnsi="Arial" w:cs="Arial"/>
-          <w:color w:val="000000"/>
-        </w:rPr>
-        <w:tab/>
-      </w:r>
-      <w:proofErr w:type="spellStart"/>
-      <w:r>
-        <w:rPr>
-          <w:rFonts w:ascii="Arial" w:eastAsia="Times New Roman" w:hAnsi="Arial" w:cs="Arial"/>
-          <w:color w:val="000000"/>
-        </w:rPr>
-        <w:t>product.tbl</w:t>
-      </w:r>
-      <w:proofErr w:type="spellEnd"/>
-    </w:p>
-    <w:p>
-      <w:pPr>
-        <w:spacing w:after="0" w:line="240" w:lineRule="auto"/>
-        <w:ind w:left="2880" w:firstLine="720"/>
-        <w:rPr>
-          <w:rFonts w:ascii="Times New Roman" w:eastAsia="Times New Roman" w:hAnsi="Times New Roman" w:cs="Times New Roman"/>
-          <w:sz w:val="24"/>
-          <w:szCs w:val="24"/>
-        </w:rPr>
-      </w:pPr>
-      <w:r>
-        <w:rPr>
-          <w:rFonts w:ascii="Arial" w:eastAsia="Times New Roman" w:hAnsi="Arial" w:cs="Arial"/>
-          <w:color w:val="000000"/>
-        </w:rPr>
-        <w:t>Manage Contact us</w:t>
-      </w:r>
-      <w:r>
-        <w:rPr>
-          <w:rFonts w:ascii="Arial" w:eastAsia="Times New Roman" w:hAnsi="Arial" w:cs="Arial"/>
-          <w:color w:val="000000"/>
-        </w:rPr>
-        <w:tab/>
-      </w:r>
-      <w:r>
-        <w:rPr>
-          <w:rFonts w:ascii="Arial" w:eastAsia="Times New Roman" w:hAnsi="Arial" w:cs="Arial"/>
-          <w:color w:val="000000"/>
-        </w:rPr>
-        <w:tab/>
-      </w:r>
-      <w:r>
-        <w:rPr>
-          <w:rFonts w:ascii="Arial" w:eastAsia="Times New Roman" w:hAnsi="Arial" w:cs="Arial"/>
-          <w:color w:val="000000"/>
-        </w:rPr>
-        <w:tab/>
-      </w:r>
-      <w:proofErr w:type="spellStart"/>
-      <w:r>
-        <w:rPr>
-          <w:rFonts w:ascii="Arial" w:eastAsia="Times New Roman" w:hAnsi="Arial" w:cs="Arial"/>
-          <w:color w:val="000000"/>
-        </w:rPr>
-        <w:t>inquiry.tbl</w:t>
-      </w:r>
-      <w:proofErr w:type="spellEnd"/>
-    </w:p>
-    <w:p>
-      <w:pPr>
-        <w:spacing w:after="0" w:line="240" w:lineRule="auto"/>
-        <w:ind w:left="2880" w:firstLine="720"/>
-        <w:rPr>
-          <w:rFonts w:ascii="Times New Roman" w:eastAsia="Times New Roman" w:hAnsi="Times New Roman" w:cs="Times New Roman"/>
-          <w:sz w:val="24"/>
-          <w:szCs w:val="24"/>
-        </w:rPr>
-      </w:pPr>
-      <w:r>
-        <w:rPr>
-          <w:rFonts w:ascii="Arial" w:eastAsia="Times New Roman" w:hAnsi="Arial" w:cs="Arial"/>
-          <w:color w:val="000000"/>
-        </w:rPr>
-        <w:t>Manage inquiry</w:t>
-      </w:r>
-      <w:r>
-        <w:rPr>
-          <w:rFonts w:ascii="Arial" w:eastAsia="Times New Roman" w:hAnsi="Arial" w:cs="Arial"/>
-          <w:color w:val="000000"/>
-        </w:rPr>
-        <w:t xml:space="preserve"> us</w:t>
-      </w:r>
-      <w:r>
-        <w:rPr>
-          <w:rFonts w:ascii="Arial" w:eastAsia="Times New Roman" w:hAnsi="Arial" w:cs="Arial"/>
-          <w:color w:val="000000"/>
-        </w:rPr>
-        <w:tab/>
-      </w:r>
-      <w:r>
-        <w:rPr>
-          <w:rFonts w:ascii="Arial" w:eastAsia="Times New Roman" w:hAnsi="Arial" w:cs="Arial"/>
-          <w:color w:val="000000"/>
-        </w:rPr>
-        <w:tab/>
-      </w:r>
-      <w:r>
-        <w:rPr>
-          <w:rFonts w:ascii="Arial" w:eastAsia="Times New Roman" w:hAnsi="Arial" w:cs="Arial"/>
-          <w:color w:val="000000"/>
-        </w:rPr>
-        <w:tab/>
-      </w:r>
-      <w:proofErr w:type="spellStart"/>
-      <w:r>
-        <w:rPr>
-          <w:rFonts w:ascii="Arial" w:eastAsia="Times New Roman" w:hAnsi="Arial" w:cs="Arial"/>
-          <w:color w:val="000000"/>
-        </w:rPr>
-        <w:t>customer.tbl</w:t>
-      </w:r>
-      <w:proofErr w:type="spellEnd"/>
-    </w:p>
-    <w:p>
-      <w:pPr>
-        <w:spacing w:after="0" w:line="240" w:lineRule="auto"/>
-        <w:ind w:left="720" w:firstLine="720"/>
-        <w:rPr>
-          <w:rFonts w:ascii="Arial" w:eastAsia="Times New Roman" w:hAnsi="Arial" w:cs="Arial"/>
-          <w:color w:val="000000"/>
-        </w:rPr>
-      </w:pPr>
-      <w:r>
-        <w:rPr>
-          <w:rFonts w:ascii="Arial" w:eastAsia="Times New Roman" w:hAnsi="Arial" w:cs="Arial"/>
-          <w:color w:val="000000"/>
-        </w:rPr>
-        <w:t>Admin</w:t>
-      </w:r>
-      <w:r>
-        <w:rPr>
-          <w:rFonts w:ascii="Arial" w:eastAsia="Times New Roman" w:hAnsi="Arial" w:cs="Arial"/>
-          <w:color w:val="000000"/>
-        </w:rPr>
-        <w:t xml:space="preserve">                         Manage </w:t>
-      </w:r>
-      <w:r>
-        <w:rPr>
-          <w:rFonts w:ascii="Arial" w:eastAsia="Times New Roman" w:hAnsi="Arial" w:cs="Arial"/>
-          <w:color w:val="000000"/>
-        </w:rPr>
-        <w:t>team</w:t>
-      </w:r>
-      <w:r>
-        <w:rPr>
-          <w:rFonts w:ascii="Arial" w:eastAsia="Times New Roman" w:hAnsi="Arial" w:cs="Arial"/>
-          <w:color w:val="000000"/>
-        </w:rPr>
-        <w:t xml:space="preserve">                                    </w:t>
-      </w:r>
-      <w:proofErr w:type="spellStart"/>
-      <w:r>
-        <w:rPr>
-          <w:rFonts w:ascii="Arial" w:eastAsia="Times New Roman" w:hAnsi="Arial" w:cs="Arial"/>
-          <w:color w:val="000000"/>
-        </w:rPr>
-        <w:t>Team</w:t>
-      </w:r>
-      <w:r>
-        <w:rPr>
-          <w:rFonts w:ascii="Arial" w:eastAsia="Times New Roman" w:hAnsi="Arial" w:cs="Arial"/>
-          <w:color w:val="000000"/>
-        </w:rPr>
-        <w:t>.tbl</w:t>
-      </w:r>
-      <w:proofErr w:type="spellEnd"/>
-    </w:p>
-    <w:p>
-      <w:pPr>
-        <w:spacing w:after="0" w:line="240" w:lineRule="auto"/>
-        <w:ind w:left="720" w:firstLine="720"/>
-        <w:rPr>
-          <w:rFonts w:ascii="Times New Roman" w:eastAsia="Times New Roman" w:hAnsi="Times New Roman" w:cs="Times New Roman"/>
-          <w:sz w:val="24"/>
-          <w:szCs w:val="24"/>
-        </w:rPr>
-      </w:pPr>
-      <w:r>
-        <w:rPr>
-          <w:rFonts w:ascii="Times New Roman" w:eastAsia="Times New Roman" w:hAnsi="Times New Roman" w:cs="Times New Roman"/>
-          <w:sz w:val="24"/>
-          <w:szCs w:val="24"/>
-        </w:rPr>
-        <w:t xml:space="preserve">                                    Manage service                                   </w:t>
-      </w:r>
-      <w:proofErr w:type="spellStart"/>
-      <w:r>
-        <w:rPr>
-          <w:rFonts w:ascii="Times New Roman" w:eastAsia="Times New Roman" w:hAnsi="Times New Roman" w:cs="Times New Roman"/>
-          <w:sz w:val="24"/>
-          <w:szCs w:val="24"/>
-        </w:rPr>
-        <w:t>Service.tbl</w:t>
-      </w:r>
-      <w:proofErr w:type="spellEnd"/>
-    </w:p>
-    <w:p>
-      <w:pPr>
-        <w:spacing w:after="0" w:line="240" w:lineRule="auto"/>
-        <w:ind w:left="2880" w:firstLine="720"/>
-        <w:rPr>
-          <w:rFonts w:ascii="Times New Roman" w:eastAsia="Times New Roman" w:hAnsi="Times New Roman" w:cs="Times New Roman"/>
-          <w:sz w:val="24"/>
-          <w:szCs w:val="24"/>
-        </w:rPr>
-      </w:pPr>
-      <w:r>
-        <w:rPr>
-          <w:rFonts w:ascii="Arial" w:eastAsia="Times New Roman" w:hAnsi="Arial" w:cs="Arial"/>
-          <w:color w:val="000000"/>
-        </w:rPr>
-        <w:t>Manage Feedback</w:t>
-      </w:r>
-      <w:r>
-        <w:rPr>
-          <w:rFonts w:ascii="Arial" w:eastAsia="Times New Roman" w:hAnsi="Arial" w:cs="Arial"/>
-          <w:color w:val="000000"/>
-        </w:rPr>
-        <w:tab/>
-      </w:r>
-      <w:r>
-        <w:rPr>
-          <w:rFonts w:ascii="Arial" w:eastAsia="Times New Roman" w:hAnsi="Arial" w:cs="Arial"/>
-          <w:color w:val="000000"/>
-        </w:rPr>
-        <w:tab/>
-      </w:r>
-      <w:r>
-        <w:rPr>
-          <w:rFonts w:ascii="Arial" w:eastAsia="Times New Roman" w:hAnsi="Arial" w:cs="Arial"/>
-          <w:color w:val="000000"/>
-        </w:rPr>
-        <w:tab/>
-      </w:r>
-      <w:proofErr w:type="spellStart"/>
-      <w:r>
-        <w:rPr>
-          <w:rFonts w:ascii="Arial" w:eastAsia="Times New Roman" w:hAnsi="Arial" w:cs="Arial"/>
-          <w:color w:val="000000"/>
-        </w:rPr>
-        <w:t>feedback.tbl</w:t>
-      </w:r>
-      <w:proofErr w:type="spellEnd"/>
+          <w:rFonts w:ascii="Times New Roman" w:eastAsia="Times New Roman" w:hAnsi="Times New Roman" w:cs="Times New Roman"/>
+          <w:sz w:val="24"/>
+          <w:szCs w:val="24"/>
+        </w:rPr>
+      </w:pPr>
+      <w:r>
+        <w:rPr>
+          <w:rFonts w:ascii="Arial" w:eastAsia="Times New Roman" w:hAnsi="Arial" w:cs="Arial"/>
+          <w:color w:val="000000"/>
+        </w:rPr>
+        <w:tab/>
+      </w:r>
+      <w:r>
+        <w:rPr>
+          <w:rFonts w:ascii="Arial" w:eastAsia="Times New Roman" w:hAnsi="Arial" w:cs="Arial"/>
+          <w:color w:val="000000"/>
+        </w:rPr>
+        <w:tab/>
+      </w:r>
     </w:p>
     <w:p/>
     <w:p>
@@ -1954,52 +1856,7 @@
           <w:rFonts w:ascii="Arial" w:eastAsia="Times New Roman" w:hAnsi="Arial" w:cs="Arial"/>
           <w:color w:val="000000"/>
         </w:rPr>
-        <w:t>Team</w:t>
-      </w:r>
-      <w:r>
-        <w:rPr>
-          <w:rFonts w:ascii="Arial" w:eastAsia="Times New Roman" w:hAnsi="Arial" w:cs="Arial"/>
-          <w:color w:val="000000"/>
-        </w:rPr>
-        <w:t>.tbl</w:t>
-      </w:r>
-      <w:proofErr w:type="spellEnd"/>
-    </w:p>
-    <w:p>
-      <w:pPr>
-        <w:spacing w:after="0" w:line="240" w:lineRule="auto"/>
-        <w:ind w:left="720" w:firstLine="720"/>
-        <w:rPr>
-          <w:rFonts w:ascii="Arial" w:eastAsia="Times New Roman" w:hAnsi="Arial" w:cs="Arial"/>
-          <w:color w:val="000000"/>
-        </w:rPr>
-      </w:pPr>
-      <w:proofErr w:type="spellStart"/>
-      <w:r>
-        <w:rPr>
-          <w:rFonts w:ascii="Arial" w:eastAsia="Times New Roman" w:hAnsi="Arial" w:cs="Arial"/>
-          <w:color w:val="000000"/>
-        </w:rPr>
         <w:t>Service.tbl</w:t>
-      </w:r>
-      <w:proofErr w:type="spellEnd"/>
-    </w:p>
-    <w:p>
-      <w:pPr>
-        <w:spacing w:after="0" w:line="240" w:lineRule="auto"/>
-        <w:ind w:left="720" w:firstLine="720"/>
-        <w:rPr>
-          <w:rFonts w:ascii="Arial" w:eastAsia="Times New Roman" w:hAnsi="Arial" w:cs="Arial"/>
-          <w:color w:val="000000"/>
-        </w:rPr>
-      </w:pPr>
-      <w:proofErr w:type="spellStart"/>
-      <w:r>
-        <w:rPr>
-          <w:rFonts w:ascii="Arial" w:eastAsia="Times New Roman" w:hAnsi="Arial" w:cs="Arial"/>
-          <w:color w:val="000000"/>
-        </w:rPr>
-        <w:t>Feedback.tbl</w:t>
       </w:r>
       <w:proofErr w:type="spellEnd"/>
     </w:p>
